--- a/Моделювання систем/лаб13/Horetskyi_lab13.docx
+++ b/Моделювання систем/лаб13/Horetskyi_lab13.docx
@@ -148,17 +148,53 @@
           <w:sz w:val="28"/>
           <w:szCs w:val="28"/>
         </w:rPr>
-        <w:t xml:space="preserve">Студент: </w:t>
+        <w:t>Студент</w:t>
       </w:r>
       <w:r>
         <w:rPr>
           <w:rFonts w:ascii="Times New Roman" w:hAnsi="Times New Roman" w:cs="Times New Roman"/>
           <w:sz w:val="28"/>
           <w:szCs w:val="28"/>
-          <w:highlight w:val="yellow"/>
-          <w:lang w:val="uk-UA"/>
-        </w:rPr>
-        <w:t>Команда 1</w:t>
+          <w:lang w:val="uk-UA"/>
+        </w:rPr>
+        <w:t>и</w:t>
+      </w:r>
+      <w:r>
+        <w:rPr>
+          <w:rFonts w:ascii="Times New Roman" w:hAnsi="Times New Roman" w:cs="Times New Roman"/>
+          <w:sz w:val="28"/>
+          <w:szCs w:val="28"/>
+        </w:rPr>
+        <w:t xml:space="preserve">: </w:t>
+      </w:r>
+      <w:r>
+        <w:rPr>
+          <w:rFonts w:ascii="Times New Roman" w:hAnsi="Times New Roman" w:cs="Times New Roman"/>
+          <w:sz w:val="28"/>
+          <w:szCs w:val="28"/>
+          <w:lang w:val="uk-UA"/>
+        </w:rPr>
+        <w:t xml:space="preserve">Горецький Максим, </w:t>
+      </w:r>
+      <w:proofErr w:type="spellStart"/>
+      <w:r>
+        <w:rPr>
+          <w:rFonts w:ascii="Times New Roman" w:hAnsi="Times New Roman" w:cs="Times New Roman"/>
+          <w:sz w:val="28"/>
+          <w:szCs w:val="28"/>
+          <w:lang w:val="uk-UA"/>
+        </w:rPr>
+        <w:t>Дарманський</w:t>
+      </w:r>
+      <w:proofErr w:type="spellEnd"/>
+      <w:r>
+        <w:rPr>
+          <w:rFonts w:ascii="Times New Roman" w:hAnsi="Times New Roman" w:cs="Times New Roman"/>
+          <w:sz w:val="28"/>
+          <w:szCs w:val="28"/>
+          <w:lang w:val="uk-UA"/>
+        </w:rPr>
+        <w:t xml:space="preserve"> Максим, Веретко Сергій, Осадчук Владислав</w:t>
       </w:r>
     </w:p>
     <w:p>
@@ -821,36 +857,1995 @@
     <w:p>
       <w:pPr>
         <w:pStyle w:val="4"/>
+        <w:rPr>
+          <w:b/>
+          <w:bCs/>
+          <w:color w:val="auto"/>
+        </w:rPr>
       </w:pPr>
       <w:bookmarkStart w:id="8" w:name="_vqe406215xlz" w:colFirst="0" w:colLast="0"/>
       <w:bookmarkEnd w:id="8"/>
       <w:r>
+        <w:rPr>
+          <w:b/>
+          <w:bCs/>
+          <w:color w:val="auto"/>
+        </w:rPr>
         <w:t>Умова завдання</w:t>
       </w:r>
     </w:p>
+    <w:p>
+      <w:r>
+        <w:rPr>
+          <w:noProof/>
+        </w:rPr>
+        <w:drawing>
+          <wp:inline distT="0" distB="0" distL="0" distR="0" wp14:anchorId="7E9B768F" wp14:editId="158B2F14">
+            <wp:extent cx="5733415" cy="4123690"/>
+            <wp:effectExtent l="0" t="0" r="635" b="0"/>
+            <wp:docPr id="3" name="Рисунок 3"/>
+            <wp:cNvGraphicFramePr>
+              <a:graphicFrameLocks xmlns:a="http://schemas.openxmlformats.org/drawingml/2006/main" noChangeAspect="1"/>
+            </wp:cNvGraphicFramePr>
+            <a:graphic xmlns:a="http://schemas.openxmlformats.org/drawingml/2006/main">
+              <a:graphicData uri="http://schemas.openxmlformats.org/drawingml/2006/picture">
+                <pic:pic xmlns:pic="http://schemas.openxmlformats.org/drawingml/2006/picture">
+                  <pic:nvPicPr>
+                    <pic:cNvPr id="1" name=""/>
+                    <pic:cNvPicPr/>
+                  </pic:nvPicPr>
+                  <pic:blipFill>
+                    <a:blip r:embed="rId5"/>
+                    <a:stretch>
+                      <a:fillRect/>
+                    </a:stretch>
+                  </pic:blipFill>
+                  <pic:spPr>
+                    <a:xfrm>
+                      <a:off x="0" y="0"/>
+                      <a:ext cx="5733415" cy="4123690"/>
+                    </a:xfrm>
+                    <a:prstGeom prst="rect">
+                      <a:avLst/>
+                    </a:prstGeom>
+                  </pic:spPr>
+                </pic:pic>
+              </a:graphicData>
+            </a:graphic>
+          </wp:inline>
+        </w:drawing>
+      </w:r>
+    </w:p>
+    <w:p>
+      <w:pPr>
+        <w:pStyle w:val="4"/>
+        <w:rPr>
+          <w:b/>
+          <w:bCs/>
+          <w:color w:val="auto"/>
+        </w:rPr>
+      </w:pPr>
+      <w:r>
+        <w:rPr>
+          <w:b/>
+          <w:bCs/>
+          <w:color w:val="auto"/>
+        </w:rPr>
+        <w:lastRenderedPageBreak/>
+        <w:t>Програмна реалізація</w:t>
+      </w:r>
+    </w:p>
+    <w:p>
+      <w:r>
+        <w:t>A = [50 40 20;</w:t>
+      </w:r>
+    </w:p>
+    <w:p>
+      <w:r>
+        <w:t xml:space="preserve">     10 20 60;</w:t>
+      </w:r>
+    </w:p>
+    <w:p>
+      <w:r>
+        <w:t xml:space="preserve">     40 40 20];</w:t>
+      </w:r>
+    </w:p>
     <w:p/>
     <w:p>
+      <w:r>
+        <w:t>Y0 = [60; 100; 120];</w:t>
+      </w:r>
+    </w:p>
+    <w:p>
+      <w:proofErr w:type="spellStart"/>
+      <w:r>
+        <w:t>Yn</w:t>
+      </w:r>
+      <w:proofErr w:type="spellEnd"/>
+      <w:r>
+        <w:t xml:space="preserve"> = [90; 110; 130];</w:t>
+      </w:r>
+    </w:p>
+    <w:p/>
+    <w:p>
+      <w:r>
+        <w:t>B = [1 5 7;</w:t>
+      </w:r>
+    </w:p>
+    <w:p>
+      <w:r>
+        <w:t xml:space="preserve">     8 4 3];</w:t>
+      </w:r>
+    </w:p>
+    <w:p>
+      <w:proofErr w:type="spellStart"/>
+      <w:r>
+        <w:t>Rn</w:t>
+      </w:r>
+      <w:proofErr w:type="spellEnd"/>
+      <w:r>
+        <w:t xml:space="preserve"> = [14; 11];</w:t>
+      </w:r>
+    </w:p>
+    <w:p/>
+    <w:p>
+      <w:r>
+        <w:t>% Розрахунок коефіцієнтів прямих витрат (C)</w:t>
+      </w:r>
+    </w:p>
+    <w:p>
+      <w:r>
+        <w:t>C = A ./ Y0';</w:t>
+      </w:r>
+    </w:p>
+    <w:p/>
+    <w:p>
+      <w:r>
+        <w:t>% Повний обсяг виробництва (</w:t>
+      </w:r>
+      <w:proofErr w:type="spellStart"/>
+      <w:r>
+        <w:t>Xn</w:t>
+      </w:r>
+      <w:proofErr w:type="spellEnd"/>
+      <w:r>
+        <w:t>)</w:t>
+      </w:r>
+    </w:p>
+    <w:p>
+      <w:proofErr w:type="spellStart"/>
+      <w:r>
+        <w:t>Xn</w:t>
+      </w:r>
+      <w:proofErr w:type="spellEnd"/>
+      <w:r>
+        <w:t xml:space="preserve"> = C * </w:t>
+      </w:r>
+      <w:proofErr w:type="spellStart"/>
+      <w:r>
+        <w:t>Yn</w:t>
+      </w:r>
+      <w:proofErr w:type="spellEnd"/>
+      <w:r>
+        <w:t xml:space="preserve"> + </w:t>
+      </w:r>
+      <w:proofErr w:type="spellStart"/>
+      <w:r>
+        <w:t>Yn</w:t>
+      </w:r>
+      <w:proofErr w:type="spellEnd"/>
+      <w:r>
+        <w:t>;</w:t>
+      </w:r>
+    </w:p>
+    <w:p/>
+    <w:p>
+      <w:r>
+        <w:t>% Скільки ресурсів потрібно</w:t>
+      </w:r>
+    </w:p>
+    <w:p>
+      <w:proofErr w:type="spellStart"/>
+      <w:r>
+        <w:t>resource_needed</w:t>
+      </w:r>
+      <w:proofErr w:type="spellEnd"/>
+      <w:r>
+        <w:t xml:space="preserve"> = B * </w:t>
+      </w:r>
+      <w:proofErr w:type="spellStart"/>
+      <w:r>
+        <w:t>Xn</w:t>
+      </w:r>
+      <w:proofErr w:type="spellEnd"/>
+      <w:r>
+        <w:t>;</w:t>
+      </w:r>
+    </w:p>
+    <w:p/>
+    <w:p>
+      <w:r>
+        <w:t>% Виведення результатів</w:t>
+      </w:r>
+    </w:p>
+    <w:p>
+      <w:proofErr w:type="spellStart"/>
+      <w:r>
+        <w:t>disp</w:t>
+      </w:r>
+      <w:proofErr w:type="spellEnd"/>
+      <w:r>
+        <w:t>('Потрібна кількість ресурсів:');</w:t>
+      </w:r>
+    </w:p>
+    <w:p>
+      <w:proofErr w:type="spellStart"/>
+      <w:r>
+        <w:t>disp</w:t>
+      </w:r>
+      <w:proofErr w:type="spellEnd"/>
+      <w:r>
+        <w:t>(</w:t>
+      </w:r>
+      <w:proofErr w:type="spellStart"/>
+      <w:r>
+        <w:t>resource_needed</w:t>
+      </w:r>
+      <w:proofErr w:type="spellEnd"/>
+      <w:r>
+        <w:t>);</w:t>
+      </w:r>
+    </w:p>
+    <w:p>
+      <w:proofErr w:type="spellStart"/>
+      <w:r>
+        <w:t>disp</w:t>
+      </w:r>
+      <w:proofErr w:type="spellEnd"/>
+      <w:r>
+        <w:t>('Виділені ресурси:');</w:t>
+      </w:r>
+    </w:p>
+    <w:p>
+      <w:proofErr w:type="spellStart"/>
+      <w:r>
+        <w:t>disp</w:t>
+      </w:r>
+      <w:proofErr w:type="spellEnd"/>
+      <w:r>
+        <w:t>(</w:t>
+      </w:r>
+      <w:proofErr w:type="spellStart"/>
+      <w:r>
+        <w:t>Rn</w:t>
+      </w:r>
+      <w:proofErr w:type="spellEnd"/>
+      <w:r>
+        <w:t>);</w:t>
+      </w:r>
+    </w:p>
+    <w:p/>
+    <w:p>
+      <w:r>
+        <w:t>% Перевірка достатності ресурсів</w:t>
+      </w:r>
+    </w:p>
+    <w:p>
+      <w:proofErr w:type="spellStart"/>
+      <w:r>
+        <w:t>if</w:t>
+      </w:r>
+      <w:proofErr w:type="spellEnd"/>
+      <w:r>
+        <w:t xml:space="preserve"> </w:t>
+      </w:r>
+      <w:proofErr w:type="spellStart"/>
+      <w:r>
+        <w:t>all</w:t>
+      </w:r>
+      <w:proofErr w:type="spellEnd"/>
+      <w:r>
+        <w:t>(</w:t>
+      </w:r>
+      <w:proofErr w:type="spellStart"/>
+      <w:r>
+        <w:t>resource_needed</w:t>
+      </w:r>
+      <w:proofErr w:type="spellEnd"/>
+      <w:r>
+        <w:t xml:space="preserve"> &lt;= </w:t>
+      </w:r>
+      <w:proofErr w:type="spellStart"/>
+      <w:r>
+        <w:t>Rn</w:t>
+      </w:r>
+      <w:proofErr w:type="spellEnd"/>
+      <w:r>
+        <w:t>)</w:t>
+      </w:r>
+    </w:p>
+    <w:p>
+      <w:r>
+        <w:t xml:space="preserve">    </w:t>
+      </w:r>
+      <w:proofErr w:type="spellStart"/>
+      <w:r>
+        <w:t>disp</w:t>
+      </w:r>
+      <w:proofErr w:type="spellEnd"/>
+      <w:r>
+        <w:t>('Ресурсів достатньо для реалізації плану.');</w:t>
+      </w:r>
+    </w:p>
+    <w:p>
+      <w:proofErr w:type="spellStart"/>
+      <w:r>
+        <w:t>else</w:t>
+      </w:r>
+      <w:proofErr w:type="spellEnd"/>
+    </w:p>
+    <w:p>
+      <w:r>
+        <w:t xml:space="preserve">    </w:t>
+      </w:r>
+      <w:proofErr w:type="spellStart"/>
+      <w:r>
+        <w:t>disp</w:t>
+      </w:r>
+      <w:proofErr w:type="spellEnd"/>
+      <w:r>
+        <w:t>('Ресурсів недостатньо.');</w:t>
+      </w:r>
+    </w:p>
+    <w:p/>
+    <w:p>
+      <w:r>
+        <w:t xml:space="preserve">    % Обчислення можливого плану при нестачі ресурсів</w:t>
+      </w:r>
+    </w:p>
+    <w:p>
+      <w:r>
+        <w:t xml:space="preserve">    </w:t>
+      </w:r>
+      <w:proofErr w:type="spellStart"/>
+      <w:r>
+        <w:t>alpha</w:t>
+      </w:r>
+      <w:proofErr w:type="spellEnd"/>
+      <w:r>
+        <w:t xml:space="preserve"> = </w:t>
+      </w:r>
+      <w:proofErr w:type="spellStart"/>
+      <w:r>
+        <w:t>min</w:t>
+      </w:r>
+      <w:proofErr w:type="spellEnd"/>
+      <w:r>
+        <w:t>(</w:t>
+      </w:r>
+      <w:proofErr w:type="spellStart"/>
+      <w:r>
+        <w:t>Rn</w:t>
+      </w:r>
+      <w:proofErr w:type="spellEnd"/>
+      <w:r>
+        <w:t xml:space="preserve"> ./ (B * </w:t>
+      </w:r>
+      <w:proofErr w:type="spellStart"/>
+      <w:r>
+        <w:t>Xn</w:t>
+      </w:r>
+      <w:proofErr w:type="spellEnd"/>
+      <w:r>
+        <w:t>));</w:t>
+      </w:r>
+    </w:p>
+    <w:p>
+      <w:r>
+        <w:t xml:space="preserve">    </w:t>
+      </w:r>
+      <w:proofErr w:type="spellStart"/>
+      <w:r>
+        <w:t>Y_possible</w:t>
+      </w:r>
+      <w:proofErr w:type="spellEnd"/>
+      <w:r>
+        <w:t xml:space="preserve"> = </w:t>
+      </w:r>
+      <w:proofErr w:type="spellStart"/>
+      <w:r>
+        <w:t>Yn</w:t>
+      </w:r>
+      <w:proofErr w:type="spellEnd"/>
+      <w:r>
+        <w:t xml:space="preserve"> * </w:t>
+      </w:r>
+      <w:proofErr w:type="spellStart"/>
+      <w:r>
+        <w:t>alpha</w:t>
+      </w:r>
+      <w:proofErr w:type="spellEnd"/>
+      <w:r>
+        <w:t>;</w:t>
+      </w:r>
+    </w:p>
+    <w:p/>
+    <w:p>
+      <w:r>
+        <w:t xml:space="preserve">    </w:t>
+      </w:r>
+      <w:proofErr w:type="spellStart"/>
+      <w:r>
+        <w:t>disp</w:t>
+      </w:r>
+      <w:proofErr w:type="spellEnd"/>
+      <w:r>
+        <w:t>('Можливий план випуску при заданих ресурсах:');</w:t>
+      </w:r>
+    </w:p>
+    <w:p>
+      <w:r>
+        <w:t xml:space="preserve">    </w:t>
+      </w:r>
+      <w:proofErr w:type="spellStart"/>
+      <w:r>
+        <w:t>disp</w:t>
+      </w:r>
+      <w:proofErr w:type="spellEnd"/>
+      <w:r>
+        <w:t>(</w:t>
+      </w:r>
+      <w:proofErr w:type="spellStart"/>
+      <w:r>
+        <w:t>Y_possible</w:t>
+      </w:r>
+      <w:proofErr w:type="spellEnd"/>
+      <w:r>
+        <w:t>);</w:t>
+      </w:r>
+    </w:p>
+    <w:p>
+      <w:proofErr w:type="spellStart"/>
+      <w:r>
+        <w:t>end</w:t>
+      </w:r>
+      <w:proofErr w:type="spellEnd"/>
+    </w:p>
+    <w:p/>
+    <w:p>
       <w:pPr>
         <w:pStyle w:val="4"/>
-      </w:pPr>
-      <w:r>
-        <w:t>Програмна реалізація</w:t>
-      </w:r>
-    </w:p>
-    <w:p/>
-    <w:p>
-      <w:pPr>
-        <w:pStyle w:val="4"/>
+        <w:rPr>
+          <w:b/>
+          <w:bCs/>
+          <w:color w:val="auto"/>
+        </w:rPr>
       </w:pPr>
       <w:bookmarkStart w:id="9" w:name="_uoi7493p9xjj" w:colFirst="0" w:colLast="0"/>
       <w:bookmarkEnd w:id="9"/>
       <w:r>
+        <w:rPr>
+          <w:b/>
+          <w:bCs/>
+          <w:color w:val="auto"/>
+        </w:rPr>
         <w:t>Результати виконання та їх аналіз</w:t>
       </w:r>
     </w:p>
     <w:p/>
-    <w:p/>
-    <w:p/>
+    <w:p>
+      <w:pPr>
+        <w:rPr>
+          <w:rFonts w:ascii="Courier New" w:eastAsia="Courier New" w:hAnsi="Courier New" w:cs="Courier New"/>
+          <w:b/>
+          <w:sz w:val="21"/>
+          <w:szCs w:val="21"/>
+        </w:rPr>
+      </w:pPr>
+      <w:r>
+        <w:rPr>
+          <w:rFonts w:ascii="Courier New" w:eastAsia="Courier New" w:hAnsi="Courier New" w:cs="Courier New"/>
+          <w:b/>
+          <w:sz w:val="21"/>
+          <w:szCs w:val="21"/>
+        </w:rPr>
+        <w:t xml:space="preserve">octave:1&gt; </w:t>
+      </w:r>
+      <w:proofErr w:type="spellStart"/>
+      <w:r>
+        <w:rPr>
+          <w:rFonts w:ascii="Courier New" w:eastAsia="Courier New" w:hAnsi="Courier New" w:cs="Courier New"/>
+          <w:b/>
+          <w:sz w:val="21"/>
+          <w:szCs w:val="21"/>
+        </w:rPr>
+        <w:t>pkg</w:t>
+      </w:r>
+      <w:proofErr w:type="spellEnd"/>
+      <w:r>
+        <w:rPr>
+          <w:rFonts w:ascii="Courier New" w:eastAsia="Courier New" w:hAnsi="Courier New" w:cs="Courier New"/>
+          <w:b/>
+          <w:sz w:val="21"/>
+          <w:szCs w:val="21"/>
+        </w:rPr>
+        <w:t xml:space="preserve"> </w:t>
+      </w:r>
+      <w:proofErr w:type="spellStart"/>
+      <w:r>
+        <w:rPr>
+          <w:rFonts w:ascii="Courier New" w:eastAsia="Courier New" w:hAnsi="Courier New" w:cs="Courier New"/>
+          <w:b/>
+          <w:sz w:val="21"/>
+          <w:szCs w:val="21"/>
+        </w:rPr>
+        <w:t>load</w:t>
+      </w:r>
+      <w:proofErr w:type="spellEnd"/>
+      <w:r>
+        <w:rPr>
+          <w:rFonts w:ascii="Courier New" w:eastAsia="Courier New" w:hAnsi="Courier New" w:cs="Courier New"/>
+          <w:b/>
+          <w:sz w:val="21"/>
+          <w:szCs w:val="21"/>
+        </w:rPr>
+        <w:t xml:space="preserve"> </w:t>
+      </w:r>
+      <w:proofErr w:type="spellStart"/>
+      <w:r>
+        <w:rPr>
+          <w:rFonts w:ascii="Courier New" w:eastAsia="Courier New" w:hAnsi="Courier New" w:cs="Courier New"/>
+          <w:b/>
+          <w:sz w:val="21"/>
+          <w:szCs w:val="21"/>
+        </w:rPr>
+        <w:t>linear-algebra</w:t>
+      </w:r>
+      <w:proofErr w:type="spellEnd"/>
+      <w:r>
+        <w:rPr>
+          <w:rFonts w:ascii="Courier New" w:eastAsia="Courier New" w:hAnsi="Courier New" w:cs="Courier New"/>
+          <w:b/>
+          <w:sz w:val="21"/>
+          <w:szCs w:val="21"/>
+        </w:rPr>
+        <w:t>;</w:t>
+      </w:r>
+    </w:p>
+    <w:p>
+      <w:pPr>
+        <w:rPr>
+          <w:rFonts w:ascii="Courier New" w:eastAsia="Courier New" w:hAnsi="Courier New" w:cs="Courier New"/>
+          <w:b/>
+          <w:sz w:val="21"/>
+          <w:szCs w:val="21"/>
+        </w:rPr>
+      </w:pPr>
+    </w:p>
+    <w:p>
+      <w:pPr>
+        <w:rPr>
+          <w:rFonts w:ascii="Courier New" w:eastAsia="Courier New" w:hAnsi="Courier New" w:cs="Courier New"/>
+          <w:b/>
+          <w:sz w:val="21"/>
+          <w:szCs w:val="21"/>
+        </w:rPr>
+      </w:pPr>
+      <w:r>
+        <w:rPr>
+          <w:rFonts w:ascii="Courier New" w:eastAsia="Courier New" w:hAnsi="Courier New" w:cs="Courier New"/>
+          <w:b/>
+          <w:sz w:val="21"/>
+          <w:szCs w:val="21"/>
+        </w:rPr>
+        <w:t>% (Варіант 1)</w:t>
+      </w:r>
+    </w:p>
+    <w:p>
+      <w:pPr>
+        <w:rPr>
+          <w:rFonts w:ascii="Courier New" w:eastAsia="Courier New" w:hAnsi="Courier New" w:cs="Courier New"/>
+          <w:b/>
+          <w:sz w:val="21"/>
+          <w:szCs w:val="21"/>
+        </w:rPr>
+      </w:pPr>
+      <w:r>
+        <w:rPr>
+          <w:rFonts w:ascii="Courier New" w:eastAsia="Courier New" w:hAnsi="Courier New" w:cs="Courier New"/>
+          <w:b/>
+          <w:sz w:val="21"/>
+          <w:szCs w:val="21"/>
+        </w:rPr>
+        <w:lastRenderedPageBreak/>
+        <w:t>A = [50 40 20;</w:t>
+      </w:r>
+    </w:p>
+    <w:p>
+      <w:pPr>
+        <w:rPr>
+          <w:rFonts w:ascii="Courier New" w:eastAsia="Courier New" w:hAnsi="Courier New" w:cs="Courier New"/>
+          <w:b/>
+          <w:sz w:val="21"/>
+          <w:szCs w:val="21"/>
+        </w:rPr>
+      </w:pPr>
+      <w:r>
+        <w:rPr>
+          <w:rFonts w:ascii="Courier New" w:eastAsia="Courier New" w:hAnsi="Courier New" w:cs="Courier New"/>
+          <w:b/>
+          <w:sz w:val="21"/>
+          <w:szCs w:val="21"/>
+        </w:rPr>
+        <w:t xml:space="preserve">     10 20 60;</w:t>
+      </w:r>
+    </w:p>
+    <w:p>
+      <w:pPr>
+        <w:rPr>
+          <w:rFonts w:ascii="Courier New" w:eastAsia="Courier New" w:hAnsi="Courier New" w:cs="Courier New"/>
+          <w:b/>
+          <w:sz w:val="21"/>
+          <w:szCs w:val="21"/>
+        </w:rPr>
+      </w:pPr>
+      <w:r>
+        <w:rPr>
+          <w:rFonts w:ascii="Courier New" w:eastAsia="Courier New" w:hAnsi="Courier New" w:cs="Courier New"/>
+          <w:b/>
+          <w:sz w:val="21"/>
+          <w:szCs w:val="21"/>
+        </w:rPr>
+        <w:t xml:space="preserve">     40 40 20];</w:t>
+      </w:r>
+    </w:p>
+    <w:p>
+      <w:pPr>
+        <w:rPr>
+          <w:rFonts w:ascii="Courier New" w:eastAsia="Courier New" w:hAnsi="Courier New" w:cs="Courier New"/>
+          <w:b/>
+          <w:sz w:val="21"/>
+          <w:szCs w:val="21"/>
+        </w:rPr>
+      </w:pPr>
+    </w:p>
+    <w:p>
+      <w:pPr>
+        <w:rPr>
+          <w:rFonts w:ascii="Courier New" w:eastAsia="Courier New" w:hAnsi="Courier New" w:cs="Courier New"/>
+          <w:b/>
+          <w:sz w:val="21"/>
+          <w:szCs w:val="21"/>
+        </w:rPr>
+      </w:pPr>
+      <w:r>
+        <w:rPr>
+          <w:rFonts w:ascii="Courier New" w:eastAsia="Courier New" w:hAnsi="Courier New" w:cs="Courier New"/>
+          <w:b/>
+          <w:sz w:val="21"/>
+          <w:szCs w:val="21"/>
+        </w:rPr>
+        <w:t>Y0 = [60; 100; 120];</w:t>
+      </w:r>
+    </w:p>
+    <w:p>
+      <w:pPr>
+        <w:rPr>
+          <w:rFonts w:ascii="Courier New" w:eastAsia="Courier New" w:hAnsi="Courier New" w:cs="Courier New"/>
+          <w:b/>
+          <w:sz w:val="21"/>
+          <w:szCs w:val="21"/>
+        </w:rPr>
+      </w:pPr>
+      <w:proofErr w:type="spellStart"/>
+      <w:r>
+        <w:rPr>
+          <w:rFonts w:ascii="Courier New" w:eastAsia="Courier New" w:hAnsi="Courier New" w:cs="Courier New"/>
+          <w:b/>
+          <w:sz w:val="21"/>
+          <w:szCs w:val="21"/>
+        </w:rPr>
+        <w:t>Yn</w:t>
+      </w:r>
+      <w:proofErr w:type="spellEnd"/>
+      <w:r>
+        <w:rPr>
+          <w:rFonts w:ascii="Courier New" w:eastAsia="Courier New" w:hAnsi="Courier New" w:cs="Courier New"/>
+          <w:b/>
+          <w:sz w:val="21"/>
+          <w:szCs w:val="21"/>
+        </w:rPr>
+        <w:t xml:space="preserve"> = [90; 110; 130];</w:t>
+      </w:r>
+    </w:p>
+    <w:p>
+      <w:pPr>
+        <w:rPr>
+          <w:rFonts w:ascii="Courier New" w:eastAsia="Courier New" w:hAnsi="Courier New" w:cs="Courier New"/>
+          <w:b/>
+          <w:sz w:val="21"/>
+          <w:szCs w:val="21"/>
+        </w:rPr>
+      </w:pPr>
+    </w:p>
+    <w:p>
+      <w:pPr>
+        <w:rPr>
+          <w:rFonts w:ascii="Courier New" w:eastAsia="Courier New" w:hAnsi="Courier New" w:cs="Courier New"/>
+          <w:b/>
+          <w:sz w:val="21"/>
+          <w:szCs w:val="21"/>
+        </w:rPr>
+      </w:pPr>
+      <w:r>
+        <w:rPr>
+          <w:rFonts w:ascii="Courier New" w:eastAsia="Courier New" w:hAnsi="Courier New" w:cs="Courier New"/>
+          <w:b/>
+          <w:sz w:val="21"/>
+          <w:szCs w:val="21"/>
+        </w:rPr>
+        <w:t>B = [1 5 7;</w:t>
+      </w:r>
+    </w:p>
+    <w:p>
+      <w:pPr>
+        <w:rPr>
+          <w:rFonts w:ascii="Courier New" w:eastAsia="Courier New" w:hAnsi="Courier New" w:cs="Courier New"/>
+          <w:b/>
+          <w:sz w:val="21"/>
+          <w:szCs w:val="21"/>
+        </w:rPr>
+      </w:pPr>
+      <w:r>
+        <w:rPr>
+          <w:rFonts w:ascii="Courier New" w:eastAsia="Courier New" w:hAnsi="Courier New" w:cs="Courier New"/>
+          <w:b/>
+          <w:sz w:val="21"/>
+          <w:szCs w:val="21"/>
+        </w:rPr>
+        <w:t xml:space="preserve">     8 4 3];</w:t>
+      </w:r>
+    </w:p>
+    <w:p>
+      <w:pPr>
+        <w:rPr>
+          <w:rFonts w:ascii="Courier New" w:eastAsia="Courier New" w:hAnsi="Courier New" w:cs="Courier New"/>
+          <w:b/>
+          <w:sz w:val="21"/>
+          <w:szCs w:val="21"/>
+        </w:rPr>
+      </w:pPr>
+      <w:proofErr w:type="spellStart"/>
+      <w:r>
+        <w:rPr>
+          <w:rFonts w:ascii="Courier New" w:eastAsia="Courier New" w:hAnsi="Courier New" w:cs="Courier New"/>
+          <w:b/>
+          <w:sz w:val="21"/>
+          <w:szCs w:val="21"/>
+        </w:rPr>
+        <w:t>Rn</w:t>
+      </w:r>
+      <w:proofErr w:type="spellEnd"/>
+      <w:r>
+        <w:rPr>
+          <w:rFonts w:ascii="Courier New" w:eastAsia="Courier New" w:hAnsi="Courier New" w:cs="Courier New"/>
+          <w:b/>
+          <w:sz w:val="21"/>
+          <w:szCs w:val="21"/>
+        </w:rPr>
+        <w:t xml:space="preserve"> = [14; 11];</w:t>
+      </w:r>
+    </w:p>
+    <w:p>
+      <w:pPr>
+        <w:rPr>
+          <w:rFonts w:ascii="Courier New" w:eastAsia="Courier New" w:hAnsi="Courier New" w:cs="Courier New"/>
+          <w:b/>
+          <w:sz w:val="21"/>
+          <w:szCs w:val="21"/>
+        </w:rPr>
+      </w:pPr>
+    </w:p>
+    <w:p>
+      <w:pPr>
+        <w:rPr>
+          <w:rFonts w:ascii="Courier New" w:eastAsia="Courier New" w:hAnsi="Courier New" w:cs="Courier New"/>
+          <w:b/>
+          <w:sz w:val="21"/>
+          <w:szCs w:val="21"/>
+        </w:rPr>
+      </w:pPr>
+      <w:r>
+        <w:rPr>
+          <w:rFonts w:ascii="Courier New" w:eastAsia="Courier New" w:hAnsi="Courier New" w:cs="Courier New"/>
+          <w:b/>
+          <w:sz w:val="21"/>
+          <w:szCs w:val="21"/>
+        </w:rPr>
+        <w:t>% Розрахунок коефіцієнтів прямих витрат (C)</w:t>
+      </w:r>
+    </w:p>
+    <w:p>
+      <w:pPr>
+        <w:rPr>
+          <w:rFonts w:ascii="Courier New" w:eastAsia="Courier New" w:hAnsi="Courier New" w:cs="Courier New"/>
+          <w:b/>
+          <w:sz w:val="21"/>
+          <w:szCs w:val="21"/>
+        </w:rPr>
+      </w:pPr>
+      <w:r>
+        <w:rPr>
+          <w:rFonts w:ascii="Courier New" w:eastAsia="Courier New" w:hAnsi="Courier New" w:cs="Courier New"/>
+          <w:b/>
+          <w:sz w:val="21"/>
+          <w:szCs w:val="21"/>
+        </w:rPr>
+        <w:t>C = A ./ Y0';</w:t>
+      </w:r>
+    </w:p>
+    <w:p>
+      <w:pPr>
+        <w:rPr>
+          <w:rFonts w:ascii="Courier New" w:eastAsia="Courier New" w:hAnsi="Courier New" w:cs="Courier New"/>
+          <w:b/>
+          <w:sz w:val="21"/>
+          <w:szCs w:val="21"/>
+        </w:rPr>
+      </w:pPr>
+    </w:p>
+    <w:p>
+      <w:pPr>
+        <w:rPr>
+          <w:rFonts w:ascii="Courier New" w:eastAsia="Courier New" w:hAnsi="Courier New" w:cs="Courier New"/>
+          <w:b/>
+          <w:sz w:val="21"/>
+          <w:szCs w:val="21"/>
+        </w:rPr>
+      </w:pPr>
+      <w:r>
+        <w:rPr>
+          <w:rFonts w:ascii="Courier New" w:eastAsia="Courier New" w:hAnsi="Courier New" w:cs="Courier New"/>
+          <w:b/>
+          <w:sz w:val="21"/>
+          <w:szCs w:val="21"/>
+        </w:rPr>
+        <w:t>% Повний обсяг виробництва (</w:t>
+      </w:r>
+      <w:proofErr w:type="spellStart"/>
+      <w:r>
+        <w:rPr>
+          <w:rFonts w:ascii="Courier New" w:eastAsia="Courier New" w:hAnsi="Courier New" w:cs="Courier New"/>
+          <w:b/>
+          <w:sz w:val="21"/>
+          <w:szCs w:val="21"/>
+        </w:rPr>
+        <w:t>Xn</w:t>
+      </w:r>
+      <w:proofErr w:type="spellEnd"/>
+      <w:r>
+        <w:rPr>
+          <w:rFonts w:ascii="Courier New" w:eastAsia="Courier New" w:hAnsi="Courier New" w:cs="Courier New"/>
+          <w:b/>
+          <w:sz w:val="21"/>
+          <w:szCs w:val="21"/>
+        </w:rPr>
+        <w:t>)</w:t>
+      </w:r>
+    </w:p>
+    <w:p>
+      <w:pPr>
+        <w:rPr>
+          <w:rFonts w:ascii="Courier New" w:eastAsia="Courier New" w:hAnsi="Courier New" w:cs="Courier New"/>
+          <w:b/>
+          <w:sz w:val="21"/>
+          <w:szCs w:val="21"/>
+        </w:rPr>
+      </w:pPr>
+      <w:proofErr w:type="spellStart"/>
+      <w:r>
+        <w:rPr>
+          <w:rFonts w:ascii="Courier New" w:eastAsia="Courier New" w:hAnsi="Courier New" w:cs="Courier New"/>
+          <w:b/>
+          <w:sz w:val="21"/>
+          <w:szCs w:val="21"/>
+        </w:rPr>
+        <w:t>Xn</w:t>
+      </w:r>
+      <w:proofErr w:type="spellEnd"/>
+      <w:r>
+        <w:rPr>
+          <w:rFonts w:ascii="Courier New" w:eastAsia="Courier New" w:hAnsi="Courier New" w:cs="Courier New"/>
+          <w:b/>
+          <w:sz w:val="21"/>
+          <w:szCs w:val="21"/>
+        </w:rPr>
+        <w:t xml:space="preserve"> = C * </w:t>
+      </w:r>
+      <w:proofErr w:type="spellStart"/>
+      <w:r>
+        <w:rPr>
+          <w:rFonts w:ascii="Courier New" w:eastAsia="Courier New" w:hAnsi="Courier New" w:cs="Courier New"/>
+          <w:b/>
+          <w:sz w:val="21"/>
+          <w:szCs w:val="21"/>
+        </w:rPr>
+        <w:t>Yn</w:t>
+      </w:r>
+      <w:proofErr w:type="spellEnd"/>
+      <w:r>
+        <w:rPr>
+          <w:rFonts w:ascii="Courier New" w:eastAsia="Courier New" w:hAnsi="Courier New" w:cs="Courier New"/>
+          <w:b/>
+          <w:sz w:val="21"/>
+          <w:szCs w:val="21"/>
+        </w:rPr>
+        <w:t xml:space="preserve"> + </w:t>
+      </w:r>
+      <w:proofErr w:type="spellStart"/>
+      <w:r>
+        <w:rPr>
+          <w:rFonts w:ascii="Courier New" w:eastAsia="Courier New" w:hAnsi="Courier New" w:cs="Courier New"/>
+          <w:b/>
+          <w:sz w:val="21"/>
+          <w:szCs w:val="21"/>
+        </w:rPr>
+        <w:t>Yn</w:t>
+      </w:r>
+      <w:proofErr w:type="spellEnd"/>
+      <w:r>
+        <w:rPr>
+          <w:rFonts w:ascii="Courier New" w:eastAsia="Courier New" w:hAnsi="Courier New" w:cs="Courier New"/>
+          <w:b/>
+          <w:sz w:val="21"/>
+          <w:szCs w:val="21"/>
+        </w:rPr>
+        <w:t>;</w:t>
+      </w:r>
+    </w:p>
+    <w:p>
+      <w:pPr>
+        <w:rPr>
+          <w:rFonts w:ascii="Courier New" w:eastAsia="Courier New" w:hAnsi="Courier New" w:cs="Courier New"/>
+          <w:b/>
+          <w:sz w:val="21"/>
+          <w:szCs w:val="21"/>
+        </w:rPr>
+      </w:pPr>
+    </w:p>
+    <w:p>
+      <w:pPr>
+        <w:rPr>
+          <w:rFonts w:ascii="Courier New" w:eastAsia="Courier New" w:hAnsi="Courier New" w:cs="Courier New"/>
+          <w:b/>
+          <w:sz w:val="21"/>
+          <w:szCs w:val="21"/>
+        </w:rPr>
+      </w:pPr>
+      <w:r>
+        <w:rPr>
+          <w:rFonts w:ascii="Courier New" w:eastAsia="Courier New" w:hAnsi="Courier New" w:cs="Courier New"/>
+          <w:b/>
+          <w:sz w:val="21"/>
+          <w:szCs w:val="21"/>
+        </w:rPr>
+        <w:t>% Скільки ресурсів потрібно</w:t>
+      </w:r>
+    </w:p>
+    <w:p>
+      <w:pPr>
+        <w:rPr>
+          <w:rFonts w:ascii="Courier New" w:eastAsia="Courier New" w:hAnsi="Courier New" w:cs="Courier New"/>
+          <w:b/>
+          <w:sz w:val="21"/>
+          <w:szCs w:val="21"/>
+        </w:rPr>
+      </w:pPr>
+      <w:proofErr w:type="spellStart"/>
+      <w:r>
+        <w:rPr>
+          <w:rFonts w:ascii="Courier New" w:eastAsia="Courier New" w:hAnsi="Courier New" w:cs="Courier New"/>
+          <w:b/>
+          <w:sz w:val="21"/>
+          <w:szCs w:val="21"/>
+        </w:rPr>
+        <w:t>resource_needed</w:t>
+      </w:r>
+      <w:proofErr w:type="spellEnd"/>
+      <w:r>
+        <w:rPr>
+          <w:rFonts w:ascii="Courier New" w:eastAsia="Courier New" w:hAnsi="Courier New" w:cs="Courier New"/>
+          <w:b/>
+          <w:sz w:val="21"/>
+          <w:szCs w:val="21"/>
+        </w:rPr>
+        <w:t xml:space="preserve"> = B * </w:t>
+      </w:r>
+      <w:proofErr w:type="spellStart"/>
+      <w:r>
+        <w:rPr>
+          <w:rFonts w:ascii="Courier New" w:eastAsia="Courier New" w:hAnsi="Courier New" w:cs="Courier New"/>
+          <w:b/>
+          <w:sz w:val="21"/>
+          <w:szCs w:val="21"/>
+        </w:rPr>
+        <w:t>Xn</w:t>
+      </w:r>
+      <w:proofErr w:type="spellEnd"/>
+      <w:r>
+        <w:rPr>
+          <w:rFonts w:ascii="Courier New" w:eastAsia="Courier New" w:hAnsi="Courier New" w:cs="Courier New"/>
+          <w:b/>
+          <w:sz w:val="21"/>
+          <w:szCs w:val="21"/>
+        </w:rPr>
+        <w:t>;</w:t>
+      </w:r>
+    </w:p>
+    <w:p>
+      <w:pPr>
+        <w:rPr>
+          <w:rFonts w:ascii="Courier New" w:eastAsia="Courier New" w:hAnsi="Courier New" w:cs="Courier New"/>
+          <w:b/>
+          <w:sz w:val="21"/>
+          <w:szCs w:val="21"/>
+        </w:rPr>
+      </w:pPr>
+    </w:p>
+    <w:p>
+      <w:pPr>
+        <w:rPr>
+          <w:rFonts w:ascii="Courier New" w:eastAsia="Courier New" w:hAnsi="Courier New" w:cs="Courier New"/>
+          <w:b/>
+          <w:sz w:val="21"/>
+          <w:szCs w:val="21"/>
+        </w:rPr>
+      </w:pPr>
+      <w:r>
+        <w:rPr>
+          <w:rFonts w:ascii="Courier New" w:eastAsia="Courier New" w:hAnsi="Courier New" w:cs="Courier New"/>
+          <w:b/>
+          <w:sz w:val="21"/>
+          <w:szCs w:val="21"/>
+        </w:rPr>
+        <w:t>% Виведення результатів</w:t>
+      </w:r>
+    </w:p>
+    <w:p>
+      <w:pPr>
+        <w:rPr>
+          <w:rFonts w:ascii="Courier New" w:eastAsia="Courier New" w:hAnsi="Courier New" w:cs="Courier New"/>
+          <w:b/>
+          <w:sz w:val="21"/>
+          <w:szCs w:val="21"/>
+        </w:rPr>
+      </w:pPr>
+      <w:proofErr w:type="spellStart"/>
+      <w:r>
+        <w:rPr>
+          <w:rFonts w:ascii="Courier New" w:eastAsia="Courier New" w:hAnsi="Courier New" w:cs="Courier New"/>
+          <w:b/>
+          <w:sz w:val="21"/>
+          <w:szCs w:val="21"/>
+        </w:rPr>
+        <w:t>disp</w:t>
+      </w:r>
+      <w:proofErr w:type="spellEnd"/>
+      <w:r>
+        <w:rPr>
+          <w:rFonts w:ascii="Courier New" w:eastAsia="Courier New" w:hAnsi="Courier New" w:cs="Courier New"/>
+          <w:b/>
+          <w:sz w:val="21"/>
+          <w:szCs w:val="21"/>
+        </w:rPr>
+        <w:t>('Потрібна кількість ресурсів:');</w:t>
+      </w:r>
+    </w:p>
+    <w:p>
+      <w:pPr>
+        <w:rPr>
+          <w:rFonts w:ascii="Courier New" w:eastAsia="Courier New" w:hAnsi="Courier New" w:cs="Courier New"/>
+          <w:b/>
+          <w:sz w:val="21"/>
+          <w:szCs w:val="21"/>
+        </w:rPr>
+      </w:pPr>
+      <w:proofErr w:type="spellStart"/>
+      <w:r>
+        <w:rPr>
+          <w:rFonts w:ascii="Courier New" w:eastAsia="Courier New" w:hAnsi="Courier New" w:cs="Courier New"/>
+          <w:b/>
+          <w:sz w:val="21"/>
+          <w:szCs w:val="21"/>
+        </w:rPr>
+        <w:t>disp</w:t>
+      </w:r>
+      <w:proofErr w:type="spellEnd"/>
+      <w:r>
+        <w:rPr>
+          <w:rFonts w:ascii="Courier New" w:eastAsia="Courier New" w:hAnsi="Courier New" w:cs="Courier New"/>
+          <w:b/>
+          <w:sz w:val="21"/>
+          <w:szCs w:val="21"/>
+        </w:rPr>
+        <w:t>(</w:t>
+      </w:r>
+      <w:proofErr w:type="spellStart"/>
+      <w:r>
+        <w:rPr>
+          <w:rFonts w:ascii="Courier New" w:eastAsia="Courier New" w:hAnsi="Courier New" w:cs="Courier New"/>
+          <w:b/>
+          <w:sz w:val="21"/>
+          <w:szCs w:val="21"/>
+        </w:rPr>
+        <w:t>resource_needed</w:t>
+      </w:r>
+      <w:proofErr w:type="spellEnd"/>
+      <w:r>
+        <w:rPr>
+          <w:rFonts w:ascii="Courier New" w:eastAsia="Courier New" w:hAnsi="Courier New" w:cs="Courier New"/>
+          <w:b/>
+          <w:sz w:val="21"/>
+          <w:szCs w:val="21"/>
+        </w:rPr>
+        <w:t>);</w:t>
+      </w:r>
+    </w:p>
+    <w:p>
+      <w:pPr>
+        <w:rPr>
+          <w:rFonts w:ascii="Courier New" w:eastAsia="Courier New" w:hAnsi="Courier New" w:cs="Courier New"/>
+          <w:b/>
+          <w:sz w:val="21"/>
+          <w:szCs w:val="21"/>
+        </w:rPr>
+      </w:pPr>
+      <w:proofErr w:type="spellStart"/>
+      <w:r>
+        <w:rPr>
+          <w:rFonts w:ascii="Courier New" w:eastAsia="Courier New" w:hAnsi="Courier New" w:cs="Courier New"/>
+          <w:b/>
+          <w:sz w:val="21"/>
+          <w:szCs w:val="21"/>
+        </w:rPr>
+        <w:t>disp</w:t>
+      </w:r>
+      <w:proofErr w:type="spellEnd"/>
+      <w:r>
+        <w:rPr>
+          <w:rFonts w:ascii="Courier New" w:eastAsia="Courier New" w:hAnsi="Courier New" w:cs="Courier New"/>
+          <w:b/>
+          <w:sz w:val="21"/>
+          <w:szCs w:val="21"/>
+        </w:rPr>
+        <w:t>('Виділені ресурси:');</w:t>
+      </w:r>
+    </w:p>
+    <w:p>
+      <w:pPr>
+        <w:rPr>
+          <w:rFonts w:ascii="Courier New" w:eastAsia="Courier New" w:hAnsi="Courier New" w:cs="Courier New"/>
+          <w:b/>
+          <w:sz w:val="21"/>
+          <w:szCs w:val="21"/>
+        </w:rPr>
+      </w:pPr>
+      <w:proofErr w:type="spellStart"/>
+      <w:r>
+        <w:rPr>
+          <w:rFonts w:ascii="Courier New" w:eastAsia="Courier New" w:hAnsi="Courier New" w:cs="Courier New"/>
+          <w:b/>
+          <w:sz w:val="21"/>
+          <w:szCs w:val="21"/>
+        </w:rPr>
+        <w:t>disp</w:t>
+      </w:r>
+      <w:proofErr w:type="spellEnd"/>
+      <w:r>
+        <w:rPr>
+          <w:rFonts w:ascii="Courier New" w:eastAsia="Courier New" w:hAnsi="Courier New" w:cs="Courier New"/>
+          <w:b/>
+          <w:sz w:val="21"/>
+          <w:szCs w:val="21"/>
+        </w:rPr>
+        <w:t>(</w:t>
+      </w:r>
+      <w:proofErr w:type="spellStart"/>
+      <w:r>
+        <w:rPr>
+          <w:rFonts w:ascii="Courier New" w:eastAsia="Courier New" w:hAnsi="Courier New" w:cs="Courier New"/>
+          <w:b/>
+          <w:sz w:val="21"/>
+          <w:szCs w:val="21"/>
+        </w:rPr>
+        <w:t>Rn</w:t>
+      </w:r>
+      <w:proofErr w:type="spellEnd"/>
+      <w:r>
+        <w:rPr>
+          <w:rFonts w:ascii="Courier New" w:eastAsia="Courier New" w:hAnsi="Courier New" w:cs="Courier New"/>
+          <w:b/>
+          <w:sz w:val="21"/>
+          <w:szCs w:val="21"/>
+        </w:rPr>
+        <w:t>);</w:t>
+      </w:r>
+    </w:p>
+    <w:p>
+      <w:pPr>
+        <w:rPr>
+          <w:rFonts w:ascii="Courier New" w:eastAsia="Courier New" w:hAnsi="Courier New" w:cs="Courier New"/>
+          <w:b/>
+          <w:sz w:val="21"/>
+          <w:szCs w:val="21"/>
+        </w:rPr>
+      </w:pPr>
+    </w:p>
+    <w:p>
+      <w:pPr>
+        <w:rPr>
+          <w:rFonts w:ascii="Courier New" w:eastAsia="Courier New" w:hAnsi="Courier New" w:cs="Courier New"/>
+          <w:b/>
+          <w:sz w:val="21"/>
+          <w:szCs w:val="21"/>
+        </w:rPr>
+      </w:pPr>
+      <w:r>
+        <w:rPr>
+          <w:rFonts w:ascii="Courier New" w:eastAsia="Courier New" w:hAnsi="Courier New" w:cs="Courier New"/>
+          <w:b/>
+          <w:sz w:val="21"/>
+          <w:szCs w:val="21"/>
+        </w:rPr>
+        <w:t>% Перевірка достатності ресурсів</w:t>
+      </w:r>
+    </w:p>
+    <w:p>
+      <w:pPr>
+        <w:rPr>
+          <w:rFonts w:ascii="Courier New" w:eastAsia="Courier New" w:hAnsi="Courier New" w:cs="Courier New"/>
+          <w:b/>
+          <w:sz w:val="21"/>
+          <w:szCs w:val="21"/>
+        </w:rPr>
+      </w:pPr>
+      <w:proofErr w:type="spellStart"/>
+      <w:r>
+        <w:rPr>
+          <w:rFonts w:ascii="Courier New" w:eastAsia="Courier New" w:hAnsi="Courier New" w:cs="Courier New"/>
+          <w:b/>
+          <w:sz w:val="21"/>
+          <w:szCs w:val="21"/>
+        </w:rPr>
+        <w:t>if</w:t>
+      </w:r>
+      <w:proofErr w:type="spellEnd"/>
+      <w:r>
+        <w:rPr>
+          <w:rFonts w:ascii="Courier New" w:eastAsia="Courier New" w:hAnsi="Courier New" w:cs="Courier New"/>
+          <w:b/>
+          <w:sz w:val="21"/>
+          <w:szCs w:val="21"/>
+        </w:rPr>
+        <w:t xml:space="preserve"> </w:t>
+      </w:r>
+      <w:proofErr w:type="spellStart"/>
+      <w:r>
+        <w:rPr>
+          <w:rFonts w:ascii="Courier New" w:eastAsia="Courier New" w:hAnsi="Courier New" w:cs="Courier New"/>
+          <w:b/>
+          <w:sz w:val="21"/>
+          <w:szCs w:val="21"/>
+        </w:rPr>
+        <w:t>all</w:t>
+      </w:r>
+      <w:proofErr w:type="spellEnd"/>
+      <w:r>
+        <w:rPr>
+          <w:rFonts w:ascii="Courier New" w:eastAsia="Courier New" w:hAnsi="Courier New" w:cs="Courier New"/>
+          <w:b/>
+          <w:sz w:val="21"/>
+          <w:szCs w:val="21"/>
+        </w:rPr>
+        <w:t>(</w:t>
+      </w:r>
+      <w:proofErr w:type="spellStart"/>
+      <w:r>
+        <w:rPr>
+          <w:rFonts w:ascii="Courier New" w:eastAsia="Courier New" w:hAnsi="Courier New" w:cs="Courier New"/>
+          <w:b/>
+          <w:sz w:val="21"/>
+          <w:szCs w:val="21"/>
+        </w:rPr>
+        <w:t>resource_needed</w:t>
+      </w:r>
+      <w:proofErr w:type="spellEnd"/>
+      <w:r>
+        <w:rPr>
+          <w:rFonts w:ascii="Courier New" w:eastAsia="Courier New" w:hAnsi="Courier New" w:cs="Courier New"/>
+          <w:b/>
+          <w:sz w:val="21"/>
+          <w:szCs w:val="21"/>
+        </w:rPr>
+        <w:t xml:space="preserve"> &lt;= </w:t>
+      </w:r>
+      <w:proofErr w:type="spellStart"/>
+      <w:r>
+        <w:rPr>
+          <w:rFonts w:ascii="Courier New" w:eastAsia="Courier New" w:hAnsi="Courier New" w:cs="Courier New"/>
+          <w:b/>
+          <w:sz w:val="21"/>
+          <w:szCs w:val="21"/>
+        </w:rPr>
+        <w:t>Rn</w:t>
+      </w:r>
+      <w:proofErr w:type="spellEnd"/>
+      <w:r>
+        <w:rPr>
+          <w:rFonts w:ascii="Courier New" w:eastAsia="Courier New" w:hAnsi="Courier New" w:cs="Courier New"/>
+          <w:b/>
+          <w:sz w:val="21"/>
+          <w:szCs w:val="21"/>
+        </w:rPr>
+        <w:t>)</w:t>
+      </w:r>
+    </w:p>
+    <w:p>
+      <w:pPr>
+        <w:rPr>
+          <w:rFonts w:ascii="Courier New" w:eastAsia="Courier New" w:hAnsi="Courier New" w:cs="Courier New"/>
+          <w:b/>
+          <w:sz w:val="21"/>
+          <w:szCs w:val="21"/>
+        </w:rPr>
+      </w:pPr>
+      <w:r>
+        <w:rPr>
+          <w:rFonts w:ascii="Courier New" w:eastAsia="Courier New" w:hAnsi="Courier New" w:cs="Courier New"/>
+          <w:b/>
+          <w:sz w:val="21"/>
+          <w:szCs w:val="21"/>
+        </w:rPr>
+        <w:t xml:space="preserve">    </w:t>
+      </w:r>
+      <w:proofErr w:type="spellStart"/>
+      <w:r>
+        <w:rPr>
+          <w:rFonts w:ascii="Courier New" w:eastAsia="Courier New" w:hAnsi="Courier New" w:cs="Courier New"/>
+          <w:b/>
+          <w:sz w:val="21"/>
+          <w:szCs w:val="21"/>
+        </w:rPr>
+        <w:t>disp</w:t>
+      </w:r>
+      <w:proofErr w:type="spellEnd"/>
+      <w:r>
+        <w:rPr>
+          <w:rFonts w:ascii="Courier New" w:eastAsia="Courier New" w:hAnsi="Courier New" w:cs="Courier New"/>
+          <w:b/>
+          <w:sz w:val="21"/>
+          <w:szCs w:val="21"/>
+        </w:rPr>
+        <w:t>('Ресурсів достатньо для реалізації плану.');</w:t>
+      </w:r>
+    </w:p>
+    <w:p>
+      <w:pPr>
+        <w:rPr>
+          <w:rFonts w:ascii="Courier New" w:eastAsia="Courier New" w:hAnsi="Courier New" w:cs="Courier New"/>
+          <w:b/>
+          <w:sz w:val="21"/>
+          <w:szCs w:val="21"/>
+        </w:rPr>
+      </w:pPr>
+      <w:proofErr w:type="spellStart"/>
+      <w:r>
+        <w:rPr>
+          <w:rFonts w:ascii="Courier New" w:eastAsia="Courier New" w:hAnsi="Courier New" w:cs="Courier New"/>
+          <w:b/>
+          <w:sz w:val="21"/>
+          <w:szCs w:val="21"/>
+        </w:rPr>
+        <w:t>else</w:t>
+      </w:r>
+      <w:proofErr w:type="spellEnd"/>
+    </w:p>
+    <w:p>
+      <w:pPr>
+        <w:rPr>
+          <w:rFonts w:ascii="Courier New" w:eastAsia="Courier New" w:hAnsi="Courier New" w:cs="Courier New"/>
+          <w:b/>
+          <w:sz w:val="21"/>
+          <w:szCs w:val="21"/>
+        </w:rPr>
+      </w:pPr>
+      <w:r>
+        <w:rPr>
+          <w:rFonts w:ascii="Courier New" w:eastAsia="Courier New" w:hAnsi="Courier New" w:cs="Courier New"/>
+          <w:b/>
+          <w:sz w:val="21"/>
+          <w:szCs w:val="21"/>
+        </w:rPr>
+        <w:t xml:space="preserve">    </w:t>
+      </w:r>
+      <w:proofErr w:type="spellStart"/>
+      <w:r>
+        <w:rPr>
+          <w:rFonts w:ascii="Courier New" w:eastAsia="Courier New" w:hAnsi="Courier New" w:cs="Courier New"/>
+          <w:b/>
+          <w:sz w:val="21"/>
+          <w:szCs w:val="21"/>
+        </w:rPr>
+        <w:t>disp</w:t>
+      </w:r>
+      <w:proofErr w:type="spellEnd"/>
+      <w:r>
+        <w:rPr>
+          <w:rFonts w:ascii="Courier New" w:eastAsia="Courier New" w:hAnsi="Courier New" w:cs="Courier New"/>
+          <w:b/>
+          <w:sz w:val="21"/>
+          <w:szCs w:val="21"/>
+        </w:rPr>
+        <w:t>('Ресурсів недостатньо.');</w:t>
+      </w:r>
+    </w:p>
+    <w:p>
+      <w:pPr>
+        <w:rPr>
+          <w:rFonts w:ascii="Courier New" w:eastAsia="Courier New" w:hAnsi="Courier New" w:cs="Courier New"/>
+          <w:b/>
+          <w:sz w:val="21"/>
+          <w:szCs w:val="21"/>
+        </w:rPr>
+      </w:pPr>
+    </w:p>
+    <w:p>
+      <w:pPr>
+        <w:rPr>
+          <w:rFonts w:ascii="Courier New" w:eastAsia="Courier New" w:hAnsi="Courier New" w:cs="Courier New"/>
+          <w:b/>
+          <w:sz w:val="21"/>
+          <w:szCs w:val="21"/>
+        </w:rPr>
+      </w:pPr>
+      <w:r>
+        <w:rPr>
+          <w:rFonts w:ascii="Courier New" w:eastAsia="Courier New" w:hAnsi="Courier New" w:cs="Courier New"/>
+          <w:b/>
+          <w:sz w:val="21"/>
+          <w:szCs w:val="21"/>
+        </w:rPr>
+        <w:t xml:space="preserve">    % Обчислення можливого плану при нестачі ресурсів</w:t>
+      </w:r>
+    </w:p>
+    <w:p>
+      <w:pPr>
+        <w:rPr>
+          <w:rFonts w:ascii="Courier New" w:eastAsia="Courier New" w:hAnsi="Courier New" w:cs="Courier New"/>
+          <w:b/>
+          <w:sz w:val="21"/>
+          <w:szCs w:val="21"/>
+        </w:rPr>
+      </w:pPr>
+      <w:r>
+        <w:rPr>
+          <w:rFonts w:ascii="Courier New" w:eastAsia="Courier New" w:hAnsi="Courier New" w:cs="Courier New"/>
+          <w:b/>
+          <w:sz w:val="21"/>
+          <w:szCs w:val="21"/>
+        </w:rPr>
+        <w:t xml:space="preserve">    </w:t>
+      </w:r>
+      <w:proofErr w:type="spellStart"/>
+      <w:r>
+        <w:rPr>
+          <w:rFonts w:ascii="Courier New" w:eastAsia="Courier New" w:hAnsi="Courier New" w:cs="Courier New"/>
+          <w:b/>
+          <w:sz w:val="21"/>
+          <w:szCs w:val="21"/>
+        </w:rPr>
+        <w:t>alpha</w:t>
+      </w:r>
+      <w:proofErr w:type="spellEnd"/>
+      <w:r>
+        <w:rPr>
+          <w:rFonts w:ascii="Courier New" w:eastAsia="Courier New" w:hAnsi="Courier New" w:cs="Courier New"/>
+          <w:b/>
+          <w:sz w:val="21"/>
+          <w:szCs w:val="21"/>
+        </w:rPr>
+        <w:t xml:space="preserve"> = </w:t>
+      </w:r>
+      <w:proofErr w:type="spellStart"/>
+      <w:r>
+        <w:rPr>
+          <w:rFonts w:ascii="Courier New" w:eastAsia="Courier New" w:hAnsi="Courier New" w:cs="Courier New"/>
+          <w:b/>
+          <w:sz w:val="21"/>
+          <w:szCs w:val="21"/>
+        </w:rPr>
+        <w:t>min</w:t>
+      </w:r>
+      <w:proofErr w:type="spellEnd"/>
+      <w:r>
+        <w:rPr>
+          <w:rFonts w:ascii="Courier New" w:eastAsia="Courier New" w:hAnsi="Courier New" w:cs="Courier New"/>
+          <w:b/>
+          <w:sz w:val="21"/>
+          <w:szCs w:val="21"/>
+        </w:rPr>
+        <w:t>(</w:t>
+      </w:r>
+      <w:proofErr w:type="spellStart"/>
+      <w:r>
+        <w:rPr>
+          <w:rFonts w:ascii="Courier New" w:eastAsia="Courier New" w:hAnsi="Courier New" w:cs="Courier New"/>
+          <w:b/>
+          <w:sz w:val="21"/>
+          <w:szCs w:val="21"/>
+        </w:rPr>
+        <w:t>Rn</w:t>
+      </w:r>
+      <w:proofErr w:type="spellEnd"/>
+      <w:r>
+        <w:rPr>
+          <w:rFonts w:ascii="Courier New" w:eastAsia="Courier New" w:hAnsi="Courier New" w:cs="Courier New"/>
+          <w:b/>
+          <w:sz w:val="21"/>
+          <w:szCs w:val="21"/>
+        </w:rPr>
+        <w:t xml:space="preserve"> ./ (B * </w:t>
+      </w:r>
+      <w:proofErr w:type="spellStart"/>
+      <w:r>
+        <w:rPr>
+          <w:rFonts w:ascii="Courier New" w:eastAsia="Courier New" w:hAnsi="Courier New" w:cs="Courier New"/>
+          <w:b/>
+          <w:sz w:val="21"/>
+          <w:szCs w:val="21"/>
+        </w:rPr>
+        <w:t>Xn</w:t>
+      </w:r>
+      <w:proofErr w:type="spellEnd"/>
+      <w:r>
+        <w:rPr>
+          <w:rFonts w:ascii="Courier New" w:eastAsia="Courier New" w:hAnsi="Courier New" w:cs="Courier New"/>
+          <w:b/>
+          <w:sz w:val="21"/>
+          <w:szCs w:val="21"/>
+        </w:rPr>
+        <w:t>));</w:t>
+      </w:r>
+    </w:p>
+    <w:p>
+      <w:pPr>
+        <w:rPr>
+          <w:rFonts w:ascii="Courier New" w:eastAsia="Courier New" w:hAnsi="Courier New" w:cs="Courier New"/>
+          <w:b/>
+          <w:sz w:val="21"/>
+          <w:szCs w:val="21"/>
+        </w:rPr>
+      </w:pPr>
+      <w:r>
+        <w:rPr>
+          <w:rFonts w:ascii="Courier New" w:eastAsia="Courier New" w:hAnsi="Courier New" w:cs="Courier New"/>
+          <w:b/>
+          <w:sz w:val="21"/>
+          <w:szCs w:val="21"/>
+        </w:rPr>
+        <w:t xml:space="preserve">    </w:t>
+      </w:r>
+      <w:proofErr w:type="spellStart"/>
+      <w:r>
+        <w:rPr>
+          <w:rFonts w:ascii="Courier New" w:eastAsia="Courier New" w:hAnsi="Courier New" w:cs="Courier New"/>
+          <w:b/>
+          <w:sz w:val="21"/>
+          <w:szCs w:val="21"/>
+        </w:rPr>
+        <w:t>Y_possible</w:t>
+      </w:r>
+      <w:proofErr w:type="spellEnd"/>
+      <w:r>
+        <w:rPr>
+          <w:rFonts w:ascii="Courier New" w:eastAsia="Courier New" w:hAnsi="Courier New" w:cs="Courier New"/>
+          <w:b/>
+          <w:sz w:val="21"/>
+          <w:szCs w:val="21"/>
+        </w:rPr>
+        <w:t xml:space="preserve"> = </w:t>
+      </w:r>
+      <w:proofErr w:type="spellStart"/>
+      <w:r>
+        <w:rPr>
+          <w:rFonts w:ascii="Courier New" w:eastAsia="Courier New" w:hAnsi="Courier New" w:cs="Courier New"/>
+          <w:b/>
+          <w:sz w:val="21"/>
+          <w:szCs w:val="21"/>
+        </w:rPr>
+        <w:t>Yn</w:t>
+      </w:r>
+      <w:proofErr w:type="spellEnd"/>
+      <w:r>
+        <w:rPr>
+          <w:rFonts w:ascii="Courier New" w:eastAsia="Courier New" w:hAnsi="Courier New" w:cs="Courier New"/>
+          <w:b/>
+          <w:sz w:val="21"/>
+          <w:szCs w:val="21"/>
+        </w:rPr>
+        <w:t xml:space="preserve"> * </w:t>
+      </w:r>
+      <w:proofErr w:type="spellStart"/>
+      <w:r>
+        <w:rPr>
+          <w:rFonts w:ascii="Courier New" w:eastAsia="Courier New" w:hAnsi="Courier New" w:cs="Courier New"/>
+          <w:b/>
+          <w:sz w:val="21"/>
+          <w:szCs w:val="21"/>
+        </w:rPr>
+        <w:t>alpha</w:t>
+      </w:r>
+      <w:proofErr w:type="spellEnd"/>
+      <w:r>
+        <w:rPr>
+          <w:rFonts w:ascii="Courier New" w:eastAsia="Courier New" w:hAnsi="Courier New" w:cs="Courier New"/>
+          <w:b/>
+          <w:sz w:val="21"/>
+          <w:szCs w:val="21"/>
+        </w:rPr>
+        <w:t>;</w:t>
+      </w:r>
+    </w:p>
+    <w:p>
+      <w:pPr>
+        <w:rPr>
+          <w:rFonts w:ascii="Courier New" w:eastAsia="Courier New" w:hAnsi="Courier New" w:cs="Courier New"/>
+          <w:b/>
+          <w:sz w:val="21"/>
+          <w:szCs w:val="21"/>
+        </w:rPr>
+      </w:pPr>
+    </w:p>
+    <w:p>
+      <w:pPr>
+        <w:rPr>
+          <w:rFonts w:ascii="Courier New" w:eastAsia="Courier New" w:hAnsi="Courier New" w:cs="Courier New"/>
+          <w:b/>
+          <w:sz w:val="21"/>
+          <w:szCs w:val="21"/>
+        </w:rPr>
+      </w:pPr>
+      <w:r>
+        <w:rPr>
+          <w:rFonts w:ascii="Courier New" w:eastAsia="Courier New" w:hAnsi="Courier New" w:cs="Courier New"/>
+          <w:b/>
+          <w:sz w:val="21"/>
+          <w:szCs w:val="21"/>
+        </w:rPr>
+        <w:t xml:space="preserve">    </w:t>
+      </w:r>
+      <w:proofErr w:type="spellStart"/>
+      <w:r>
+        <w:rPr>
+          <w:rFonts w:ascii="Courier New" w:eastAsia="Courier New" w:hAnsi="Courier New" w:cs="Courier New"/>
+          <w:b/>
+          <w:sz w:val="21"/>
+          <w:szCs w:val="21"/>
+        </w:rPr>
+        <w:t>disp</w:t>
+      </w:r>
+      <w:proofErr w:type="spellEnd"/>
+      <w:r>
+        <w:rPr>
+          <w:rFonts w:ascii="Courier New" w:eastAsia="Courier New" w:hAnsi="Courier New" w:cs="Courier New"/>
+          <w:b/>
+          <w:sz w:val="21"/>
+          <w:szCs w:val="21"/>
+        </w:rPr>
+        <w:t>('Можливий план випуску при заданих ресурсах:');</w:t>
+      </w:r>
+    </w:p>
+    <w:p>
+      <w:pPr>
+        <w:rPr>
+          <w:rFonts w:ascii="Courier New" w:eastAsia="Courier New" w:hAnsi="Courier New" w:cs="Courier New"/>
+          <w:b/>
+          <w:sz w:val="21"/>
+          <w:szCs w:val="21"/>
+        </w:rPr>
+      </w:pPr>
+      <w:r>
+        <w:rPr>
+          <w:rFonts w:ascii="Courier New" w:eastAsia="Courier New" w:hAnsi="Courier New" w:cs="Courier New"/>
+          <w:b/>
+          <w:sz w:val="21"/>
+          <w:szCs w:val="21"/>
+        </w:rPr>
+        <w:t xml:space="preserve">    </w:t>
+      </w:r>
+      <w:proofErr w:type="spellStart"/>
+      <w:r>
+        <w:rPr>
+          <w:rFonts w:ascii="Courier New" w:eastAsia="Courier New" w:hAnsi="Courier New" w:cs="Courier New"/>
+          <w:b/>
+          <w:sz w:val="21"/>
+          <w:szCs w:val="21"/>
+        </w:rPr>
+        <w:t>disp</w:t>
+      </w:r>
+      <w:proofErr w:type="spellEnd"/>
+      <w:r>
+        <w:rPr>
+          <w:rFonts w:ascii="Courier New" w:eastAsia="Courier New" w:hAnsi="Courier New" w:cs="Courier New"/>
+          <w:b/>
+          <w:sz w:val="21"/>
+          <w:szCs w:val="21"/>
+        </w:rPr>
+        <w:t>(</w:t>
+      </w:r>
+      <w:proofErr w:type="spellStart"/>
+      <w:r>
+        <w:rPr>
+          <w:rFonts w:ascii="Courier New" w:eastAsia="Courier New" w:hAnsi="Courier New" w:cs="Courier New"/>
+          <w:b/>
+          <w:sz w:val="21"/>
+          <w:szCs w:val="21"/>
+        </w:rPr>
+        <w:t>Y_possible</w:t>
+      </w:r>
+      <w:proofErr w:type="spellEnd"/>
+      <w:r>
+        <w:rPr>
+          <w:rFonts w:ascii="Courier New" w:eastAsia="Courier New" w:hAnsi="Courier New" w:cs="Courier New"/>
+          <w:b/>
+          <w:sz w:val="21"/>
+          <w:szCs w:val="21"/>
+        </w:rPr>
+        <w:t>);</w:t>
+      </w:r>
+    </w:p>
+    <w:p>
+      <w:pPr>
+        <w:rPr>
+          <w:rFonts w:ascii="Courier New" w:eastAsia="Courier New" w:hAnsi="Courier New" w:cs="Courier New"/>
+          <w:b/>
+          <w:sz w:val="21"/>
+          <w:szCs w:val="21"/>
+        </w:rPr>
+      </w:pPr>
+      <w:proofErr w:type="spellStart"/>
+      <w:r>
+        <w:rPr>
+          <w:rFonts w:ascii="Courier New" w:eastAsia="Courier New" w:hAnsi="Courier New" w:cs="Courier New"/>
+          <w:b/>
+          <w:sz w:val="21"/>
+          <w:szCs w:val="21"/>
+        </w:rPr>
+        <w:t>end</w:t>
+      </w:r>
+      <w:proofErr w:type="spellEnd"/>
+    </w:p>
+    <w:p>
+      <w:pPr>
+        <w:rPr>
+          <w:rFonts w:ascii="Courier New" w:eastAsia="Courier New" w:hAnsi="Courier New" w:cs="Courier New"/>
+          <w:b/>
+          <w:sz w:val="21"/>
+          <w:szCs w:val="21"/>
+        </w:rPr>
+      </w:pPr>
+      <w:r>
+        <w:rPr>
+          <w:rFonts w:ascii="Courier New" w:eastAsia="Courier New" w:hAnsi="Courier New" w:cs="Courier New"/>
+          <w:b/>
+          <w:sz w:val="21"/>
+          <w:szCs w:val="21"/>
+        </w:rPr>
+        <w:t>Потрібна кількість ресурсів:</w:t>
+      </w:r>
+    </w:p>
+    <w:p>
+      <w:pPr>
+        <w:rPr>
+          <w:rFonts w:ascii="Courier New" w:eastAsia="Courier New" w:hAnsi="Courier New" w:cs="Courier New"/>
+          <w:b/>
+          <w:sz w:val="21"/>
+          <w:szCs w:val="21"/>
+        </w:rPr>
+      </w:pPr>
+      <w:r>
+        <w:rPr>
+          <w:rFonts w:ascii="Courier New" w:eastAsia="Courier New" w:hAnsi="Courier New" w:cs="Courier New"/>
+          <w:b/>
+          <w:sz w:val="21"/>
+          <w:szCs w:val="21"/>
+        </w:rPr>
+        <w:t xml:space="preserve">   3080.3</w:t>
+      </w:r>
+    </w:p>
+    <w:p>
+      <w:pPr>
+        <w:rPr>
+          <w:rFonts w:ascii="Courier New" w:eastAsia="Courier New" w:hAnsi="Courier New" w:cs="Courier New"/>
+          <w:b/>
+          <w:sz w:val="21"/>
+          <w:szCs w:val="21"/>
+        </w:rPr>
+      </w:pPr>
+      <w:r>
+        <w:rPr>
+          <w:rFonts w:ascii="Courier New" w:eastAsia="Courier New" w:hAnsi="Courier New" w:cs="Courier New"/>
+          <w:b/>
+          <w:sz w:val="21"/>
+          <w:szCs w:val="21"/>
+        </w:rPr>
+        <w:t xml:space="preserve">   3460.3</w:t>
+      </w:r>
+    </w:p>
+    <w:p>
+      <w:pPr>
+        <w:rPr>
+          <w:rFonts w:ascii="Courier New" w:eastAsia="Courier New" w:hAnsi="Courier New" w:cs="Courier New"/>
+          <w:b/>
+          <w:sz w:val="21"/>
+          <w:szCs w:val="21"/>
+        </w:rPr>
+      </w:pPr>
+      <w:r>
+        <w:rPr>
+          <w:rFonts w:ascii="Courier New" w:eastAsia="Courier New" w:hAnsi="Courier New" w:cs="Courier New"/>
+          <w:b/>
+          <w:sz w:val="21"/>
+          <w:szCs w:val="21"/>
+        </w:rPr>
+        <w:t>Виділені ресурси:</w:t>
+      </w:r>
+    </w:p>
+    <w:p>
+      <w:pPr>
+        <w:rPr>
+          <w:rFonts w:ascii="Courier New" w:eastAsia="Courier New" w:hAnsi="Courier New" w:cs="Courier New"/>
+          <w:b/>
+          <w:sz w:val="21"/>
+          <w:szCs w:val="21"/>
+        </w:rPr>
+      </w:pPr>
+      <w:r>
+        <w:rPr>
+          <w:rFonts w:ascii="Courier New" w:eastAsia="Courier New" w:hAnsi="Courier New" w:cs="Courier New"/>
+          <w:b/>
+          <w:sz w:val="21"/>
+          <w:szCs w:val="21"/>
+        </w:rPr>
+        <w:t xml:space="preserve">   14</w:t>
+      </w:r>
+    </w:p>
+    <w:p>
+      <w:pPr>
+        <w:rPr>
+          <w:rFonts w:ascii="Courier New" w:eastAsia="Courier New" w:hAnsi="Courier New" w:cs="Courier New"/>
+          <w:b/>
+          <w:sz w:val="21"/>
+          <w:szCs w:val="21"/>
+        </w:rPr>
+      </w:pPr>
+      <w:r>
+        <w:rPr>
+          <w:rFonts w:ascii="Courier New" w:eastAsia="Courier New" w:hAnsi="Courier New" w:cs="Courier New"/>
+          <w:b/>
+          <w:sz w:val="21"/>
+          <w:szCs w:val="21"/>
+        </w:rPr>
+        <w:t xml:space="preserve">   11</w:t>
+      </w:r>
+    </w:p>
+    <w:p>
+      <w:pPr>
+        <w:rPr>
+          <w:rFonts w:ascii="Courier New" w:eastAsia="Courier New" w:hAnsi="Courier New" w:cs="Courier New"/>
+          <w:b/>
+          <w:sz w:val="21"/>
+          <w:szCs w:val="21"/>
+        </w:rPr>
+      </w:pPr>
+      <w:r>
+        <w:rPr>
+          <w:rFonts w:ascii="Courier New" w:eastAsia="Courier New" w:hAnsi="Courier New" w:cs="Courier New"/>
+          <w:b/>
+          <w:sz w:val="21"/>
+          <w:szCs w:val="21"/>
+        </w:rPr>
+        <w:t>Ресурсів недостатньо.</w:t>
+      </w:r>
+    </w:p>
+    <w:p>
+      <w:pPr>
+        <w:rPr>
+          <w:rFonts w:ascii="Courier New" w:eastAsia="Courier New" w:hAnsi="Courier New" w:cs="Courier New"/>
+          <w:b/>
+          <w:sz w:val="21"/>
+          <w:szCs w:val="21"/>
+        </w:rPr>
+      </w:pPr>
+      <w:r>
+        <w:rPr>
+          <w:rFonts w:ascii="Courier New" w:eastAsia="Courier New" w:hAnsi="Courier New" w:cs="Courier New"/>
+          <w:b/>
+          <w:sz w:val="21"/>
+          <w:szCs w:val="21"/>
+        </w:rPr>
+        <w:t>Можливий план випуску при заданих ресурсах:</w:t>
+      </w:r>
+    </w:p>
+    <w:p>
+      <w:pPr>
+        <w:rPr>
+          <w:rFonts w:ascii="Courier New" w:eastAsia="Courier New" w:hAnsi="Courier New" w:cs="Courier New"/>
+          <w:b/>
+          <w:sz w:val="21"/>
+          <w:szCs w:val="21"/>
+        </w:rPr>
+      </w:pPr>
+      <w:r>
+        <w:rPr>
+          <w:rFonts w:ascii="Courier New" w:eastAsia="Courier New" w:hAnsi="Courier New" w:cs="Courier New"/>
+          <w:b/>
+          <w:sz w:val="21"/>
+          <w:szCs w:val="21"/>
+        </w:rPr>
+        <w:t xml:space="preserve">   0.2861</w:t>
+      </w:r>
+    </w:p>
+    <w:p>
+      <w:pPr>
+        <w:rPr>
+          <w:rFonts w:ascii="Courier New" w:eastAsia="Courier New" w:hAnsi="Courier New" w:cs="Courier New"/>
+          <w:b/>
+          <w:sz w:val="21"/>
+          <w:szCs w:val="21"/>
+        </w:rPr>
+      </w:pPr>
+      <w:r>
+        <w:rPr>
+          <w:rFonts w:ascii="Courier New" w:eastAsia="Courier New" w:hAnsi="Courier New" w:cs="Courier New"/>
+          <w:b/>
+          <w:sz w:val="21"/>
+          <w:szCs w:val="21"/>
+        </w:rPr>
+        <w:t xml:space="preserve">   0.3497</w:t>
+      </w:r>
+    </w:p>
+    <w:p>
+      <w:pPr>
+        <w:spacing w:line="312" w:lineRule="auto"/>
+        <w:rPr>
+          <w:rFonts w:ascii="Courier New" w:eastAsia="Courier New" w:hAnsi="Courier New" w:cs="Courier New"/>
+          <w:b/>
+          <w:sz w:val="21"/>
+          <w:szCs w:val="21"/>
+        </w:rPr>
+      </w:pPr>
+      <w:r>
+        <w:rPr>
+          <w:rFonts w:ascii="Courier New" w:eastAsia="Courier New" w:hAnsi="Courier New" w:cs="Courier New"/>
+          <w:b/>
+          <w:sz w:val="21"/>
+          <w:szCs w:val="21"/>
+        </w:rPr>
+        <w:t xml:space="preserve">   0.413</w:t>
+      </w:r>
+      <w:bookmarkStart w:id="10" w:name="_y5mh70bc45rn"/>
+      <w:bookmarkEnd w:id="10"/>
+      <w:r>
+        <w:rPr>
+          <w:rFonts w:ascii="Courier New" w:eastAsia="Courier New" w:hAnsi="Courier New" w:cs="Courier New"/>
+          <w:b/>
+          <w:sz w:val="21"/>
+          <w:szCs w:val="21"/>
+        </w:rPr>
+        <w:t>3</w:t>
+      </w:r>
+    </w:p>
     <w:sectPr>
       <w:pgSz w:w="11909" w:h="16834"/>
       <w:pgMar w:top="1440" w:right="1440" w:bottom="1440" w:left="1440" w:header="720" w:footer="720" w:gutter="0"/>
